--- a/marketing/blog/sap-business-ai-platform/artigo.docx
+++ b/marketing/blog/sap-business-ai-platform/artigo.docx
@@ -353,7 +353,7 @@
           <w:color w:val="002B5C"/>
           <w:sz w:val="28"/>
         </w:rPr>
-        <w:t>O que muda para quem já usa SAP — visão Solveplan</w:t>
+        <w:t>Quem já tem SAP BDC está no lugar certo — o que fazer a partir daqui</w:t>
       </w:r>
     </w:p>
     <w:p>

--- a/marketing/blog/sap-business-ai-platform/artigo.docx
+++ b/marketing/blog/sap-business-ai-platform/artigo.docx
@@ -67,7 +67,7 @@
           <w:color w:val="002B5C"/>
           <w:sz w:val="28"/>
         </w:rPr>
-        <w:t>O que foi anunciado no SAP SAPPHIRE Orlando 2026</w:t>
+        <w:t>Por que o SAP Business AI Platform representa uma mudança estrutural</w:t>
       </w:r>
     </w:p>
     <w:p>
@@ -75,7 +75,7 @@
         <w:spacing w:after="120"/>
       </w:pPr>
       <w:r>
-        <w:t>Durante o SAP SAPPHIRE Orlando 2026, a SAP apresentou o SAP Business AI Platform como a fundação da visão Autonomous Enterprise — uma arquitetura onde agentes de IA não apenas assistem usuários, mas executam processos de negócio de forma autônoma.</w:t>
+        <w:t>Durante o SAP SAPPHIRE Orlando 2026, a SAP apresentou o SAP Business AI Platform não como uma nova ferramenta, mas como uma reconfiguração da própria arquitetura do ERP — a fundação da visão Autonomous Enterprise, onde agentes de IA não apenas assistem usuários, mas executam processos de negócio de forma autônoma.</w:t>
       </w:r>
     </w:p>
     <w:p>
@@ -83,71 +83,7 @@
         <w:spacing w:after="120"/>
       </w:pPr>
       <w:r>
-        <w:t>Os quatro pilares anunciados foram:</w:t>
-      </w:r>
-    </w:p>
-    <w:p>
-      <w:pPr>
-        <w:pStyle w:val="ListNumber"/>
-        <w:spacing w:after="80"/>
-      </w:pPr>
-      <w:r/>
-      <w:r>
-        <w:rPr>
-          <w:b/>
-        </w:rPr>
-        <w:t>Joule</w:t>
-      </w:r>
-      <w:r>
-        <w:t xml:space="preserve"> como nova camada de engajamento, integrando dados, workflows e agentes em uma interface disponível em 35 soluções SAP</w:t>
-      </w:r>
-    </w:p>
-    <w:p>
-      <w:pPr>
-        <w:pStyle w:val="ListNumber"/>
-        <w:spacing w:after="80"/>
-      </w:pPr>
-      <w:r/>
-      <w:r>
-        <w:rPr>
-          <w:b/>
-        </w:rPr>
-        <w:t>SAP Autonomous Suite</w:t>
-      </w:r>
-      <w:r>
-        <w:t xml:space="preserve"> — conjunto de aplicações SAP com agentes embarcados para automação de processos fim-a-fim</w:t>
-      </w:r>
-    </w:p>
-    <w:p>
-      <w:pPr>
-        <w:pStyle w:val="ListNumber"/>
-        <w:spacing w:after="80"/>
-      </w:pPr>
-      <w:r/>
-      <w:r>
-        <w:rPr>
-          <w:b/>
-        </w:rPr>
-        <w:t>Aplicações de IA com expertise setorial</w:t>
-      </w:r>
-      <w:r>
-        <w:t xml:space="preserve"> — modelos treinados com contexto específico de indústrias como manufatura, varejo e serviços financeiros</w:t>
-      </w:r>
-    </w:p>
-    <w:p>
-      <w:pPr>
-        <w:pStyle w:val="ListNumber"/>
-        <w:spacing w:after="80"/>
-      </w:pPr>
-      <w:r/>
-      <w:r>
-        <w:rPr>
-          <w:b/>
-        </w:rPr>
-        <w:t>SAP Business AI Platform</w:t>
-      </w:r>
-      <w:r>
-        <w:t xml:space="preserve"> como fundação técnica unificando dados, modelos e governança</w:t>
+        <w:t>O que torna essa mudança estrutural é a camada que sustenta os agentes: ao unificar SAP BTP, SAP Business Data Cloud e SAP AI Foundation em uma única fundação, a SAP eliminou a fragmentação que historicamente limitava iniciativas de IA empresarial — modelos sem contexto de processo, dados sem semântica de negócio, governança distribuída entre múltiplas ferramentas.</w:t>
       </w:r>
     </w:p>
     <w:p>
@@ -155,7 +91,7 @@
         <w:spacing w:after="120"/>
       </w:pPr>
       <w:r>
-        <w:t>A mensagem central do evento foi direta: o ERP está deixando de ser um sistema de registro para se tornar um sistema que raciocina, decide e age dentro dos processos de negócio.</w:t>
+        <w:t>O resultado é uma plataforma onde um agente não apenas executa uma tarefa — ele executa dentro do contexto real do negócio: com acesso às políticas, hierarquias, histórico e regras que definem como aquele processo funciona na prática.</w:t>
       </w:r>
     </w:p>
     <w:p>

--- a/marketing/blog/sap-business-ai-platform/artigo.docx
+++ b/marketing/blog/sap-business-ai-platform/artigo.docx
@@ -550,6 +550,73 @@
         <w:t>[Agendar conversa com a Solveplan]</w:t>
       </w:r>
     </w:p>
+    <w:p>
+      <w:pPr>
+        <w:pStyle w:val="Heading2"/>
+      </w:pPr>
+      <w:r>
+        <w:rPr>
+          <w:b/>
+          <w:color w:val="002B5C"/>
+          <w:sz w:val="28"/>
+        </w:rPr>
+        <w:t>Fontes</w:t>
+      </w:r>
+    </w:p>
+    <w:p>
+      <w:pPr>
+        <w:pStyle w:val="ListBullet"/>
+        <w:spacing w:after="80"/>
+      </w:pPr>
+      <w:r>
+        <w:t>SAP News Center — SAP Unveils Business AI Platform to Power the Autonomous Enterprise</w:t>
+      </w:r>
+    </w:p>
+    <w:p>
+      <w:pPr>
+        <w:pStyle w:val="ListBullet"/>
+        <w:spacing w:after="80"/>
+      </w:pPr>
+      <w:r>
+        <w:t>SAP News Center — SAP Unveils the Autonomous Enterprise</w:t>
+      </w:r>
+    </w:p>
+    <w:p>
+      <w:pPr>
+        <w:pStyle w:val="ListBullet"/>
+        <w:spacing w:after="80"/>
+      </w:pPr>
+      <w:r>
+        <w:t>SAPinsider — SAP Sapphire 2026: SAP Recasts ERP Around the Autonomous Enterprise and Business AI</w:t>
+      </w:r>
+    </w:p>
+    <w:p>
+      <w:pPr>
+        <w:pStyle w:val="ListBullet"/>
+        <w:spacing w:after="80"/>
+      </w:pPr>
+      <w:r>
+        <w:t>Channel Insider — SAP Sapphire 2026 Intros Autonomous Enterprise Vision</w:t>
+      </w:r>
+    </w:p>
+    <w:p>
+      <w:pPr>
+        <w:pStyle w:val="ListBullet"/>
+        <w:spacing w:after="80"/>
+      </w:pPr>
+      <w:r>
+        <w:t>SAP — SAP Business AI Platform</w:t>
+      </w:r>
+    </w:p>
+    <w:p>
+      <w:pPr>
+        <w:pStyle w:val="ListBullet"/>
+        <w:spacing w:after="80"/>
+      </w:pPr>
+      <w:r>
+        <w:t>SAP News Center — SAP Business AI: Release Highlights Q1 2026</w:t>
+      </w:r>
+    </w:p>
     <w:sectPr>
       <w:pgSz w:w="12240" w:h="15840"/>
       <w:pgMar w:top="1440" w:right="1800" w:bottom="1440" w:left="1800" w:header="720" w:footer="720" w:gutter="0"/>

--- a/marketing/blog/sap-business-ai-platform/artigo.docx
+++ b/marketing/blog/sap-business-ai-platform/artigo.docx
@@ -569,8 +569,18 @@
         <w:spacing w:after="80"/>
       </w:pPr>
       <w:r>
-        <w:t>SAP News Center — SAP Unveils Business AI Platform to Power the Autonomous Enterprise</w:t>
+        <w:t xml:space="preserve">SAP News Center — </w:t>
       </w:r>
+      <w:hyperlink r:id="rId9">
+        <w:r>
+          <w:rPr>
+            <w:rStyle w:val="Hyperlink"/>
+            <w:color w:val="0563C1"/>
+            <w:u w:val="single"/>
+          </w:rPr>
+          <w:t xml:space="preserve">SAP Unveils Business AI Platform to Power the Autonomous Enterprise</w:t>
+        </w:r>
+      </w:hyperlink>
     </w:p>
     <w:p>
       <w:pPr>
@@ -578,8 +588,18 @@
         <w:spacing w:after="80"/>
       </w:pPr>
       <w:r>
-        <w:t>SAP News Center — SAP Unveils the Autonomous Enterprise</w:t>
+        <w:t xml:space="preserve">SAP News Center — </w:t>
       </w:r>
+      <w:hyperlink r:id="rId10">
+        <w:r>
+          <w:rPr>
+            <w:rStyle w:val="Hyperlink"/>
+            <w:color w:val="0563C1"/>
+            <w:u w:val="single"/>
+          </w:rPr>
+          <w:t xml:space="preserve">SAP Unveils the Autonomous Enterprise</w:t>
+        </w:r>
+      </w:hyperlink>
     </w:p>
     <w:p>
       <w:pPr>
@@ -587,8 +607,18 @@
         <w:spacing w:after="80"/>
       </w:pPr>
       <w:r>
-        <w:t>SAPinsider — SAP Sapphire 2026: SAP Recasts ERP Around the Autonomous Enterprise and Business AI</w:t>
+        <w:t xml:space="preserve">SAPinsider — </w:t>
       </w:r>
+      <w:hyperlink r:id="rId11">
+        <w:r>
+          <w:rPr>
+            <w:rStyle w:val="Hyperlink"/>
+            <w:color w:val="0563C1"/>
+            <w:u w:val="single"/>
+          </w:rPr>
+          <w:t xml:space="preserve">SAP Sapphire 2026: SAP Recasts ERP Around the Autonomous Enterprise and Business AI</w:t>
+        </w:r>
+      </w:hyperlink>
     </w:p>
     <w:p>
       <w:pPr>
@@ -596,8 +626,18 @@
         <w:spacing w:after="80"/>
       </w:pPr>
       <w:r>
-        <w:t>Channel Insider — SAP Sapphire 2026 Intros Autonomous Enterprise Vision</w:t>
+        <w:t xml:space="preserve">Channel Insider — </w:t>
       </w:r>
+      <w:hyperlink r:id="rId12">
+        <w:r>
+          <w:rPr>
+            <w:rStyle w:val="Hyperlink"/>
+            <w:color w:val="0563C1"/>
+            <w:u w:val="single"/>
+          </w:rPr>
+          <w:t xml:space="preserve">SAP Sapphire 2026 Intros Autonomous Enterprise Vision</w:t>
+        </w:r>
+      </w:hyperlink>
     </w:p>
     <w:p>
       <w:pPr>
@@ -605,8 +645,18 @@
         <w:spacing w:after="80"/>
       </w:pPr>
       <w:r>
-        <w:t>SAP — SAP Business AI Platform</w:t>
+        <w:t xml:space="preserve">SAP — </w:t>
       </w:r>
+      <w:hyperlink r:id="rId13">
+        <w:r>
+          <w:rPr>
+            <w:rStyle w:val="Hyperlink"/>
+            <w:color w:val="0563C1"/>
+            <w:u w:val="single"/>
+          </w:rPr>
+          <w:t xml:space="preserve">SAP Business AI Platform</w:t>
+        </w:r>
+      </w:hyperlink>
     </w:p>
     <w:p>
       <w:pPr>
@@ -614,8 +664,18 @@
         <w:spacing w:after="80"/>
       </w:pPr>
       <w:r>
-        <w:t>SAP News Center — SAP Business AI: Release Highlights Q1 2026</w:t>
+        <w:t xml:space="preserve">SAP News Center — </w:t>
       </w:r>
+      <w:hyperlink r:id="rId14">
+        <w:r>
+          <w:rPr>
+            <w:rStyle w:val="Hyperlink"/>
+            <w:color w:val="0563C1"/>
+            <w:u w:val="single"/>
+          </w:rPr>
+          <w:t xml:space="preserve">SAP Business AI: Release Highlights Q1 2026</w:t>
+        </w:r>
+      </w:hyperlink>
     </w:p>
     <w:sectPr>
       <w:pgSz w:w="12240" w:h="15840"/>

--- a/marketing/blog/sap-business-ai-platform/artigo.docx
+++ b/marketing/blog/sap-business-ai-platform/artigo.docx
@@ -677,6 +677,1256 @@
         </w:r>
       </w:hyperlink>
     </w:p>
+    <w:p>
+      <w:r>
+        <w:br w:type="page"/>
+      </w:r>
+    </w:p>
+    <w:p>
+      <w:pPr>
+        <w:pStyle w:val="Heading1"/>
+      </w:pPr>
+      <w:r>
+        <w:rPr>
+          <w:b/>
+          <w:color w:val="002B5C"/>
+          <w:sz w:val="40"/>
+        </w:rPr>
+        <w:t>Metadados SEO — SAP Business AI Platform</w:t>
+      </w:r>
+    </w:p>
+    <w:p>
+      <w:pPr>
+        <w:pStyle w:val="Heading2"/>
+      </w:pPr>
+      <w:r>
+        <w:rPr>
+          <w:b/>
+          <w:color w:val="002B5C"/>
+          <w:sz w:val="28"/>
+        </w:rPr>
+        <w:t>On-page</w:t>
+      </w:r>
+    </w:p>
+    <w:tbl>
+      <w:tblPr>
+        <w:tblStyle w:val="TableGrid"/>
+        <w:tblW w:type="auto" w:w="0"/>
+        <w:tblLook w:firstColumn="1" w:firstRow="1" w:lastColumn="0" w:lastRow="0" w:noHBand="0" w:noVBand="1" w:val="04A0"/>
+      </w:tblPr>
+      <w:tblGrid>
+        <w:gridCol w:w="4320"/>
+        <w:gridCol w:w="4320"/>
+      </w:tblGrid>
+      <w:tr>
+        <w:tc>
+          <w:tcPr>
+            <w:tcW w:type="dxa" w:w="4320"/>
+          </w:tcPr>
+          <w:p>
+            <w:r>
+              <w:rPr>
+                <w:b/>
+              </w:rPr>
+              <w:t>Campo</w:t>
+            </w:r>
+          </w:p>
+        </w:tc>
+        <w:tc>
+          <w:tcPr>
+            <w:tcW w:type="dxa" w:w="4320"/>
+          </w:tcPr>
+          <w:p>
+            <w:r>
+              <w:rPr>
+                <w:b/>
+              </w:rPr>
+              <w:t>Valor</w:t>
+            </w:r>
+          </w:p>
+        </w:tc>
+      </w:tr>
+      <w:tr>
+        <w:tc>
+          <w:tcPr>
+            <w:tcW w:type="dxa" w:w="4320"/>
+          </w:tcPr>
+          <w:p>
+            <w:r>
+              <w:t>Meta title</w:t>
+            </w:r>
+          </w:p>
+        </w:tc>
+        <w:tc>
+          <w:tcPr>
+            <w:tcW w:type="dxa" w:w="4320"/>
+          </w:tcPr>
+          <w:p>
+            <w:r>
+              <w:t>SAP Business AI Platform: o que mudou no SAPPHIRE 2026 \</w:t>
+            </w:r>
+          </w:p>
+        </w:tc>
+      </w:tr>
+      <w:tr>
+        <w:tc>
+          <w:tcPr>
+            <w:tcW w:type="dxa" w:w="4320"/>
+          </w:tcPr>
+          <w:p>
+            <w:r>
+              <w:t>Meta description</w:t>
+            </w:r>
+          </w:p>
+        </w:tc>
+        <w:tc>
+          <w:tcPr>
+            <w:tcW w:type="dxa" w:w="4320"/>
+          </w:tcPr>
+          <w:p>
+            <w:r>
+              <w:t>Durante o SAP SAPPHIRE Orlando 2026, a SAP unificou BTP, BDC e AI Foundation em uma única plataforma de IA. Entenda o que muda e o que sua empresa precisa fazer agora.</w:t>
+            </w:r>
+          </w:p>
+        </w:tc>
+      </w:tr>
+      <w:tr>
+        <w:tc>
+          <w:tcPr>
+            <w:tcW w:type="dxa" w:w="4320"/>
+          </w:tcPr>
+          <w:p>
+            <w:r>
+              <w:t>URL slug</w:t>
+            </w:r>
+          </w:p>
+        </w:tc>
+        <w:tc>
+          <w:tcPr>
+            <w:tcW w:type="dxa" w:w="4320"/>
+          </w:tcPr>
+          <w:p>
+            <w:r>
+              <w:t>/blog/sap-business-ai-platform</w:t>
+            </w:r>
+          </w:p>
+        </w:tc>
+      </w:tr>
+      <w:tr>
+        <w:tc>
+          <w:tcPr>
+            <w:tcW w:type="dxa" w:w="4320"/>
+          </w:tcPr>
+          <w:p>
+            <w:r>
+              <w:t>H1</w:t>
+            </w:r>
+          </w:p>
+        </w:tc>
+        <w:tc>
+          <w:tcPr>
+            <w:tcW w:type="dxa" w:w="4320"/>
+          </w:tcPr>
+          <w:p>
+            <w:r>
+              <w:t>SAP Business AI Platform: o que mudou no SAPPHIRE 2026 e o que isso significa para sua empresa</w:t>
+            </w:r>
+          </w:p>
+        </w:tc>
+      </w:tr>
+      <w:tr>
+        <w:tc>
+          <w:tcPr>
+            <w:tcW w:type="dxa" w:w="4320"/>
+          </w:tcPr>
+          <w:p>
+            <w:r>
+              <w:t>Canonical</w:t>
+            </w:r>
+          </w:p>
+        </w:tc>
+        <w:tc>
+          <w:tcPr>
+            <w:tcW w:type="dxa" w:w="4320"/>
+          </w:tcPr>
+          <w:p>
+            <w:r>
+              <w:t>https://solveplan.com.br/blog/sap-business-ai-platform</w:t>
+            </w:r>
+          </w:p>
+        </w:tc>
+      </w:tr>
+      <w:tr>
+        <w:tc>
+          <w:tcPr>
+            <w:tcW w:type="dxa" w:w="4320"/>
+          </w:tcPr>
+          <w:p>
+            <w:r>
+              <w:t>OG Title</w:t>
+            </w:r>
+          </w:p>
+        </w:tc>
+        <w:tc>
+          <w:tcPr>
+            <w:tcW w:type="dxa" w:w="4320"/>
+          </w:tcPr>
+          <w:p>
+            <w:r>
+              <w:t>SAP Business AI Platform: o que a SAP anunciou no SAPPHIRE 2026</w:t>
+            </w:r>
+          </w:p>
+        </w:tc>
+      </w:tr>
+      <w:tr>
+        <w:tc>
+          <w:tcPr>
+            <w:tcW w:type="dxa" w:w="4320"/>
+          </w:tcPr>
+          <w:p>
+            <w:r>
+              <w:t>OG Description</w:t>
+            </w:r>
+          </w:p>
+        </w:tc>
+        <w:tc>
+          <w:tcPr>
+            <w:tcW w:type="dxa" w:w="4320"/>
+          </w:tcPr>
+          <w:p>
+            <w:r>
+              <w:t>Joule, Knowledge Graph, Anthropic e SAP BDC em uma nova arquitetura. Entenda o impacto prático para quem já usa SAP.</w:t>
+            </w:r>
+          </w:p>
+        </w:tc>
+      </w:tr>
+      <w:tr>
+        <w:tc>
+          <w:tcPr>
+            <w:tcW w:type="dxa" w:w="4320"/>
+          </w:tcPr>
+          <w:p>
+            <w:r>
+              <w:t>OG Image</w:t>
+            </w:r>
+          </w:p>
+        </w:tc>
+        <w:tc>
+          <w:tcPr>
+            <w:tcW w:type="dxa" w:w="4320"/>
+          </w:tcPr>
+          <w:p>
+            <w:r>
+              <w:t>1200x630px — composição com os logos SAP BTP + BDC + AI Foundation convergindo para Joule. Fundo dark, tipografia limpa. Alt: "Arquitetura SAP Business AI Platform — SAP SAPPHIRE 2026"</w:t>
+            </w:r>
+          </w:p>
+        </w:tc>
+      </w:tr>
+    </w:tbl>
+    <w:p/>
+    <w:p>
+      <w:pPr>
+        <w:pStyle w:val="Heading2"/>
+      </w:pPr>
+      <w:r>
+        <w:rPr>
+          <w:b/>
+          <w:color w:val="002B5C"/>
+          <w:sz w:val="28"/>
+        </w:rPr>
+        <w:t>Schema Markup</w:t>
+      </w:r>
+    </w:p>
+    <w:p>
+      <w:pPr>
+        <w:spacing w:before="0" w:after="0"/>
+        <w:ind w:left="360"/>
+        <w:shd w:val="clear" w:color="auto" w:fill="F2F2F2"/>
+      </w:pPr>
+      <w:r>
+        <w:rPr>
+          <w:rFonts w:ascii="Courier New" w:hAnsi="Courier New"/>
+          <w:color w:val="333333"/>
+          <w:sz w:val="16"/>
+        </w:rPr>
+        <w:t>{</w:t>
+      </w:r>
+    </w:p>
+    <w:p>
+      <w:pPr>
+        <w:spacing w:before="0" w:after="0"/>
+        <w:ind w:left="360"/>
+        <w:shd w:val="clear" w:color="auto" w:fill="F2F2F2"/>
+      </w:pPr>
+      <w:r>
+        <w:rPr>
+          <w:rFonts w:ascii="Courier New" w:hAnsi="Courier New"/>
+          <w:color w:val="333333"/>
+          <w:sz w:val="16"/>
+        </w:rPr>
+        <w:t xml:space="preserve">  "@context": "https://schema.org",</w:t>
+      </w:r>
+    </w:p>
+    <w:p>
+      <w:pPr>
+        <w:spacing w:before="0" w:after="0"/>
+        <w:ind w:left="360"/>
+        <w:shd w:val="clear" w:color="auto" w:fill="F2F2F2"/>
+      </w:pPr>
+      <w:r>
+        <w:rPr>
+          <w:rFonts w:ascii="Courier New" w:hAnsi="Courier New"/>
+          <w:color w:val="333333"/>
+          <w:sz w:val="16"/>
+        </w:rPr>
+        <w:t xml:space="preserve">  "@type": "Article",</w:t>
+      </w:r>
+    </w:p>
+    <w:p>
+      <w:pPr>
+        <w:spacing w:before="0" w:after="0"/>
+        <w:ind w:left="360"/>
+        <w:shd w:val="clear" w:color="auto" w:fill="F2F2F2"/>
+      </w:pPr>
+      <w:r>
+        <w:rPr>
+          <w:rFonts w:ascii="Courier New" w:hAnsi="Courier New"/>
+          <w:color w:val="333333"/>
+          <w:sz w:val="16"/>
+        </w:rPr>
+        <w:t xml:space="preserve">  "headline": "SAP Business AI Platform: o que mudou no SAPPHIRE 2026 e o que isso significa para sua empresa",</w:t>
+      </w:r>
+    </w:p>
+    <w:p>
+      <w:pPr>
+        <w:spacing w:before="0" w:after="0"/>
+        <w:ind w:left="360"/>
+        <w:shd w:val="clear" w:color="auto" w:fill="F2F2F2"/>
+      </w:pPr>
+      <w:r>
+        <w:rPr>
+          <w:rFonts w:ascii="Courier New" w:hAnsi="Courier New"/>
+          <w:color w:val="333333"/>
+          <w:sz w:val="16"/>
+        </w:rPr>
+        <w:t xml:space="preserve">  "author": {</w:t>
+      </w:r>
+    </w:p>
+    <w:p>
+      <w:pPr>
+        <w:spacing w:before="0" w:after="0"/>
+        <w:ind w:left="360"/>
+        <w:shd w:val="clear" w:color="auto" w:fill="F2F2F2"/>
+      </w:pPr>
+      <w:r>
+        <w:rPr>
+          <w:rFonts w:ascii="Courier New" w:hAnsi="Courier New"/>
+          <w:color w:val="333333"/>
+          <w:sz w:val="16"/>
+        </w:rPr>
+        <w:t xml:space="preserve">    "@type": "Organization",</w:t>
+      </w:r>
+    </w:p>
+    <w:p>
+      <w:pPr>
+        <w:spacing w:before="0" w:after="0"/>
+        <w:ind w:left="360"/>
+        <w:shd w:val="clear" w:color="auto" w:fill="F2F2F2"/>
+      </w:pPr>
+      <w:r>
+        <w:rPr>
+          <w:rFonts w:ascii="Courier New" w:hAnsi="Courier New"/>
+          <w:color w:val="333333"/>
+          <w:sz w:val="16"/>
+        </w:rPr>
+        <w:t xml:space="preserve">    "name": "Solveplan",</w:t>
+      </w:r>
+    </w:p>
+    <w:p>
+      <w:pPr>
+        <w:spacing w:before="0" w:after="0"/>
+        <w:ind w:left="360"/>
+        <w:shd w:val="clear" w:color="auto" w:fill="F2F2F2"/>
+      </w:pPr>
+      <w:r>
+        <w:rPr>
+          <w:rFonts w:ascii="Courier New" w:hAnsi="Courier New"/>
+          <w:color w:val="333333"/>
+          <w:sz w:val="16"/>
+        </w:rPr>
+        <w:t xml:space="preserve">    "url": "https://solveplan.com.br"</w:t>
+      </w:r>
+    </w:p>
+    <w:p>
+      <w:pPr>
+        <w:spacing w:before="0" w:after="0"/>
+        <w:ind w:left="360"/>
+        <w:shd w:val="clear" w:color="auto" w:fill="F2F2F2"/>
+      </w:pPr>
+      <w:r>
+        <w:rPr>
+          <w:rFonts w:ascii="Courier New" w:hAnsi="Courier New"/>
+          <w:color w:val="333333"/>
+          <w:sz w:val="16"/>
+        </w:rPr>
+        <w:t xml:space="preserve">  },</w:t>
+      </w:r>
+    </w:p>
+    <w:p>
+      <w:pPr>
+        <w:spacing w:before="0" w:after="0"/>
+        <w:ind w:left="360"/>
+        <w:shd w:val="clear" w:color="auto" w:fill="F2F2F2"/>
+      </w:pPr>
+      <w:r>
+        <w:rPr>
+          <w:rFonts w:ascii="Courier New" w:hAnsi="Courier New"/>
+          <w:color w:val="333333"/>
+          <w:sz w:val="16"/>
+        </w:rPr>
+        <w:t xml:space="preserve">  "publisher": {</w:t>
+      </w:r>
+    </w:p>
+    <w:p>
+      <w:pPr>
+        <w:spacing w:before="0" w:after="0"/>
+        <w:ind w:left="360"/>
+        <w:shd w:val="clear" w:color="auto" w:fill="F2F2F2"/>
+      </w:pPr>
+      <w:r>
+        <w:rPr>
+          <w:rFonts w:ascii="Courier New" w:hAnsi="Courier New"/>
+          <w:color w:val="333333"/>
+          <w:sz w:val="16"/>
+        </w:rPr>
+        <w:t xml:space="preserve">    "@type": "Organization",</w:t>
+      </w:r>
+    </w:p>
+    <w:p>
+      <w:pPr>
+        <w:spacing w:before="0" w:after="0"/>
+        <w:ind w:left="360"/>
+        <w:shd w:val="clear" w:color="auto" w:fill="F2F2F2"/>
+      </w:pPr>
+      <w:r>
+        <w:rPr>
+          <w:rFonts w:ascii="Courier New" w:hAnsi="Courier New"/>
+          <w:color w:val="333333"/>
+          <w:sz w:val="16"/>
+        </w:rPr>
+        <w:t xml:space="preserve">    "name": "Solveplan",</w:t>
+      </w:r>
+    </w:p>
+    <w:p>
+      <w:pPr>
+        <w:spacing w:before="0" w:after="0"/>
+        <w:ind w:left="360"/>
+        <w:shd w:val="clear" w:color="auto" w:fill="F2F2F2"/>
+      </w:pPr>
+      <w:r>
+        <w:rPr>
+          <w:rFonts w:ascii="Courier New" w:hAnsi="Courier New"/>
+          <w:color w:val="333333"/>
+          <w:sz w:val="16"/>
+        </w:rPr>
+        <w:t xml:space="preserve">    "url": "https://solveplan.com.br"</w:t>
+      </w:r>
+    </w:p>
+    <w:p>
+      <w:pPr>
+        <w:spacing w:before="0" w:after="0"/>
+        <w:ind w:left="360"/>
+        <w:shd w:val="clear" w:color="auto" w:fill="F2F2F2"/>
+      </w:pPr>
+      <w:r>
+        <w:rPr>
+          <w:rFonts w:ascii="Courier New" w:hAnsi="Courier New"/>
+          <w:color w:val="333333"/>
+          <w:sz w:val="16"/>
+        </w:rPr>
+        <w:t xml:space="preserve">  },</w:t>
+      </w:r>
+    </w:p>
+    <w:p>
+      <w:pPr>
+        <w:spacing w:before="0" w:after="0"/>
+        <w:ind w:left="360"/>
+        <w:shd w:val="clear" w:color="auto" w:fill="F2F2F2"/>
+      </w:pPr>
+      <w:r>
+        <w:rPr>
+          <w:rFonts w:ascii="Courier New" w:hAnsi="Courier New"/>
+          <w:color w:val="333333"/>
+          <w:sz w:val="16"/>
+        </w:rPr>
+        <w:t xml:space="preserve">  "datePublished": "2026-05-20",</w:t>
+      </w:r>
+    </w:p>
+    <w:p>
+      <w:pPr>
+        <w:spacing w:before="0" w:after="0"/>
+        <w:ind w:left="360"/>
+        <w:shd w:val="clear" w:color="auto" w:fill="F2F2F2"/>
+      </w:pPr>
+      <w:r>
+        <w:rPr>
+          <w:rFonts w:ascii="Courier New" w:hAnsi="Courier New"/>
+          <w:color w:val="333333"/>
+          <w:sz w:val="16"/>
+        </w:rPr>
+        <w:t xml:space="preserve">  "description": "Durante o SAP SAPPHIRE Orlando 2026, a SAP unificou BTP, BDC e AI Foundation em uma única plataforma de IA. Entenda o que muda e o que sua empresa precisa fazer agora."</w:t>
+      </w:r>
+    </w:p>
+    <w:p>
+      <w:pPr>
+        <w:spacing w:before="0" w:after="0"/>
+        <w:ind w:left="360"/>
+        <w:shd w:val="clear" w:color="auto" w:fill="F2F2F2"/>
+      </w:pPr>
+      <w:r>
+        <w:rPr>
+          <w:rFonts w:ascii="Courier New" w:hAnsi="Courier New"/>
+          <w:color w:val="333333"/>
+          <w:sz w:val="16"/>
+        </w:rPr>
+        <w:t>}</w:t>
+      </w:r>
+    </w:p>
+    <w:p/>
+    <w:p>
+      <w:pPr>
+        <w:spacing w:before="0" w:after="0"/>
+        <w:ind w:left="360"/>
+        <w:shd w:val="clear" w:color="auto" w:fill="F2F2F2"/>
+      </w:pPr>
+      <w:r>
+        <w:rPr>
+          <w:rFonts w:ascii="Courier New" w:hAnsi="Courier New"/>
+          <w:color w:val="333333"/>
+          <w:sz w:val="16"/>
+        </w:rPr>
+        <w:t>{</w:t>
+      </w:r>
+    </w:p>
+    <w:p>
+      <w:pPr>
+        <w:spacing w:before="0" w:after="0"/>
+        <w:ind w:left="360"/>
+        <w:shd w:val="clear" w:color="auto" w:fill="F2F2F2"/>
+      </w:pPr>
+      <w:r>
+        <w:rPr>
+          <w:rFonts w:ascii="Courier New" w:hAnsi="Courier New"/>
+          <w:color w:val="333333"/>
+          <w:sz w:val="16"/>
+        </w:rPr>
+        <w:t xml:space="preserve">  "@context": "https://schema.org",</w:t>
+      </w:r>
+    </w:p>
+    <w:p>
+      <w:pPr>
+        <w:spacing w:before="0" w:after="0"/>
+        <w:ind w:left="360"/>
+        <w:shd w:val="clear" w:color="auto" w:fill="F2F2F2"/>
+      </w:pPr>
+      <w:r>
+        <w:rPr>
+          <w:rFonts w:ascii="Courier New" w:hAnsi="Courier New"/>
+          <w:color w:val="333333"/>
+          <w:sz w:val="16"/>
+        </w:rPr>
+        <w:t xml:space="preserve">  "@type": "FAQPage",</w:t>
+      </w:r>
+    </w:p>
+    <w:p>
+      <w:pPr>
+        <w:spacing w:before="0" w:after="0"/>
+        <w:ind w:left="360"/>
+        <w:shd w:val="clear" w:color="auto" w:fill="F2F2F2"/>
+      </w:pPr>
+      <w:r>
+        <w:rPr>
+          <w:rFonts w:ascii="Courier New" w:hAnsi="Courier New"/>
+          <w:color w:val="333333"/>
+          <w:sz w:val="16"/>
+        </w:rPr>
+        <w:t xml:space="preserve">  "mainEntity": [</w:t>
+      </w:r>
+    </w:p>
+    <w:p>
+      <w:pPr>
+        <w:spacing w:before="0" w:after="0"/>
+        <w:ind w:left="360"/>
+        <w:shd w:val="clear" w:color="auto" w:fill="F2F2F2"/>
+      </w:pPr>
+      <w:r>
+        <w:rPr>
+          <w:rFonts w:ascii="Courier New" w:hAnsi="Courier New"/>
+          <w:color w:val="333333"/>
+          <w:sz w:val="16"/>
+        </w:rPr>
+        <w:t xml:space="preserve">    {</w:t>
+      </w:r>
+    </w:p>
+    <w:p>
+      <w:pPr>
+        <w:spacing w:before="0" w:after="0"/>
+        <w:ind w:left="360"/>
+        <w:shd w:val="clear" w:color="auto" w:fill="F2F2F2"/>
+      </w:pPr>
+      <w:r>
+        <w:rPr>
+          <w:rFonts w:ascii="Courier New" w:hAnsi="Courier New"/>
+          <w:color w:val="333333"/>
+          <w:sz w:val="16"/>
+        </w:rPr>
+        <w:t xml:space="preserve">      "@type": "Question",</w:t>
+      </w:r>
+    </w:p>
+    <w:p>
+      <w:pPr>
+        <w:spacing w:before="0" w:after="0"/>
+        <w:ind w:left="360"/>
+        <w:shd w:val="clear" w:color="auto" w:fill="F2F2F2"/>
+      </w:pPr>
+      <w:r>
+        <w:rPr>
+          <w:rFonts w:ascii="Courier New" w:hAnsi="Courier New"/>
+          <w:color w:val="333333"/>
+          <w:sz w:val="16"/>
+        </w:rPr>
+        <w:t xml:space="preserve">      "name": "O que é o SAP Business AI Platform?",</w:t>
+      </w:r>
+    </w:p>
+    <w:p>
+      <w:pPr>
+        <w:spacing w:before="0" w:after="0"/>
+        <w:ind w:left="360"/>
+        <w:shd w:val="clear" w:color="auto" w:fill="F2F2F2"/>
+      </w:pPr>
+      <w:r>
+        <w:rPr>
+          <w:rFonts w:ascii="Courier New" w:hAnsi="Courier New"/>
+          <w:color w:val="333333"/>
+          <w:sz w:val="16"/>
+        </w:rPr>
+        <w:t xml:space="preserve">      "acceptedAnswer": {</w:t>
+      </w:r>
+    </w:p>
+    <w:p>
+      <w:pPr>
+        <w:spacing w:before="0" w:after="0"/>
+        <w:ind w:left="360"/>
+        <w:shd w:val="clear" w:color="auto" w:fill="F2F2F2"/>
+      </w:pPr>
+      <w:r>
+        <w:rPr>
+          <w:rFonts w:ascii="Courier New" w:hAnsi="Courier New"/>
+          <w:color w:val="333333"/>
+          <w:sz w:val="16"/>
+        </w:rPr>
+        <w:t xml:space="preserve">        "@type": "Answer",</w:t>
+      </w:r>
+    </w:p>
+    <w:p>
+      <w:pPr>
+        <w:spacing w:before="0" w:after="0"/>
+        <w:ind w:left="360"/>
+        <w:shd w:val="clear" w:color="auto" w:fill="F2F2F2"/>
+      </w:pPr>
+      <w:r>
+        <w:rPr>
+          <w:rFonts w:ascii="Courier New" w:hAnsi="Courier New"/>
+          <w:color w:val="333333"/>
+          <w:sz w:val="16"/>
+        </w:rPr>
+        <w:t xml:space="preserve">        "text": "O SAP Business AI Platform é a arquitetura unificada da SAP que integra SAP BTP, SAP Business Data Cloud e SAP AI Foundation em uma única fundação para construir, implantar e governar agentes de IA com contexto de negócio real. Foi apresentada durante o SAP SAPPHIRE Orlando 2026 como base da visão Autonomous Enterprise."</w:t>
+      </w:r>
+    </w:p>
+    <w:p>
+      <w:pPr>
+        <w:spacing w:before="0" w:after="0"/>
+        <w:ind w:left="360"/>
+        <w:shd w:val="clear" w:color="auto" w:fill="F2F2F2"/>
+      </w:pPr>
+      <w:r>
+        <w:rPr>
+          <w:rFonts w:ascii="Courier New" w:hAnsi="Courier New"/>
+          <w:color w:val="333333"/>
+          <w:sz w:val="16"/>
+        </w:rPr>
+        <w:t xml:space="preserve">      }</w:t>
+      </w:r>
+    </w:p>
+    <w:p>
+      <w:pPr>
+        <w:spacing w:before="0" w:after="0"/>
+        <w:ind w:left="360"/>
+        <w:shd w:val="clear" w:color="auto" w:fill="F2F2F2"/>
+      </w:pPr>
+      <w:r>
+        <w:rPr>
+          <w:rFonts w:ascii="Courier New" w:hAnsi="Courier New"/>
+          <w:color w:val="333333"/>
+          <w:sz w:val="16"/>
+        </w:rPr>
+        <w:t xml:space="preserve">    },</w:t>
+      </w:r>
+    </w:p>
+    <w:p>
+      <w:pPr>
+        <w:spacing w:before="0" w:after="0"/>
+        <w:ind w:left="360"/>
+        <w:shd w:val="clear" w:color="auto" w:fill="F2F2F2"/>
+      </w:pPr>
+      <w:r>
+        <w:rPr>
+          <w:rFonts w:ascii="Courier New" w:hAnsi="Courier New"/>
+          <w:color w:val="333333"/>
+          <w:sz w:val="16"/>
+        </w:rPr>
+        <w:t xml:space="preserve">    {</w:t>
+      </w:r>
+    </w:p>
+    <w:p>
+      <w:pPr>
+        <w:spacing w:before="0" w:after="0"/>
+        <w:ind w:left="360"/>
+        <w:shd w:val="clear" w:color="auto" w:fill="F2F2F2"/>
+      </w:pPr>
+      <w:r>
+        <w:rPr>
+          <w:rFonts w:ascii="Courier New" w:hAnsi="Courier New"/>
+          <w:color w:val="333333"/>
+          <w:sz w:val="16"/>
+        </w:rPr>
+        <w:t xml:space="preserve">      "@type": "Question",</w:t>
+      </w:r>
+    </w:p>
+    <w:p>
+      <w:pPr>
+        <w:spacing w:before="0" w:after="0"/>
+        <w:ind w:left="360"/>
+        <w:shd w:val="clear" w:color="auto" w:fill="F2F2F2"/>
+      </w:pPr>
+      <w:r>
+        <w:rPr>
+          <w:rFonts w:ascii="Courier New" w:hAnsi="Courier New"/>
+          <w:color w:val="333333"/>
+          <w:sz w:val="16"/>
+        </w:rPr>
+        <w:t xml:space="preserve">      "name": "Qual é a diferença entre SAP Business AI Platform e SAP BTP?",</w:t>
+      </w:r>
+    </w:p>
+    <w:p>
+      <w:pPr>
+        <w:spacing w:before="0" w:after="0"/>
+        <w:ind w:left="360"/>
+        <w:shd w:val="clear" w:color="auto" w:fill="F2F2F2"/>
+      </w:pPr>
+      <w:r>
+        <w:rPr>
+          <w:rFonts w:ascii="Courier New" w:hAnsi="Courier New"/>
+          <w:color w:val="333333"/>
+          <w:sz w:val="16"/>
+        </w:rPr>
+        <w:t xml:space="preserve">      "acceptedAnswer": {</w:t>
+      </w:r>
+    </w:p>
+    <w:p>
+      <w:pPr>
+        <w:spacing w:before="0" w:after="0"/>
+        <w:ind w:left="360"/>
+        <w:shd w:val="clear" w:color="auto" w:fill="F2F2F2"/>
+      </w:pPr>
+      <w:r>
+        <w:rPr>
+          <w:rFonts w:ascii="Courier New" w:hAnsi="Courier New"/>
+          <w:color w:val="333333"/>
+          <w:sz w:val="16"/>
+        </w:rPr>
+        <w:t xml:space="preserve">        "@type": "Answer",</w:t>
+      </w:r>
+    </w:p>
+    <w:p>
+      <w:pPr>
+        <w:spacing w:before="0" w:after="0"/>
+        <w:ind w:left="360"/>
+        <w:shd w:val="clear" w:color="auto" w:fill="F2F2F2"/>
+      </w:pPr>
+      <w:r>
+        <w:rPr>
+          <w:rFonts w:ascii="Courier New" w:hAnsi="Courier New"/>
+          <w:color w:val="333333"/>
+          <w:sz w:val="16"/>
+        </w:rPr>
+        <w:t xml:space="preserve">        "text": "O SAP BTP é a plataforma de desenvolvimento e integração da SAP. O SAP Business AI Platform é uma arquitetura mais ampla que unifica SAP BTP, SAP Business Data Cloud e SAP AI Foundation. O BTP continua sendo o ambiente de desenvolvimento, mas agora opera como parte de uma estrutura maior orientada a agentes de IA."</w:t>
+      </w:r>
+    </w:p>
+    <w:p>
+      <w:pPr>
+        <w:spacing w:before="0" w:after="0"/>
+        <w:ind w:left="360"/>
+        <w:shd w:val="clear" w:color="auto" w:fill="F2F2F2"/>
+      </w:pPr>
+      <w:r>
+        <w:rPr>
+          <w:rFonts w:ascii="Courier New" w:hAnsi="Courier New"/>
+          <w:color w:val="333333"/>
+          <w:sz w:val="16"/>
+        </w:rPr>
+        <w:t xml:space="preserve">      }</w:t>
+      </w:r>
+    </w:p>
+    <w:p>
+      <w:pPr>
+        <w:spacing w:before="0" w:after="0"/>
+        <w:ind w:left="360"/>
+        <w:shd w:val="clear" w:color="auto" w:fill="F2F2F2"/>
+      </w:pPr>
+      <w:r>
+        <w:rPr>
+          <w:rFonts w:ascii="Courier New" w:hAnsi="Courier New"/>
+          <w:color w:val="333333"/>
+          <w:sz w:val="16"/>
+        </w:rPr>
+        <w:t xml:space="preserve">    },</w:t>
+      </w:r>
+    </w:p>
+    <w:p>
+      <w:pPr>
+        <w:spacing w:before="0" w:after="0"/>
+        <w:ind w:left="360"/>
+        <w:shd w:val="clear" w:color="auto" w:fill="F2F2F2"/>
+      </w:pPr>
+      <w:r>
+        <w:rPr>
+          <w:rFonts w:ascii="Courier New" w:hAnsi="Courier New"/>
+          <w:color w:val="333333"/>
+          <w:sz w:val="16"/>
+        </w:rPr>
+        <w:t xml:space="preserve">    {</w:t>
+      </w:r>
+    </w:p>
+    <w:p>
+      <w:pPr>
+        <w:spacing w:before="0" w:after="0"/>
+        <w:ind w:left="360"/>
+        <w:shd w:val="clear" w:color="auto" w:fill="F2F2F2"/>
+      </w:pPr>
+      <w:r>
+        <w:rPr>
+          <w:rFonts w:ascii="Courier New" w:hAnsi="Courier New"/>
+          <w:color w:val="333333"/>
+          <w:sz w:val="16"/>
+        </w:rPr>
+        <w:t xml:space="preserve">      "@type": "Question",</w:t>
+      </w:r>
+    </w:p>
+    <w:p>
+      <w:pPr>
+        <w:spacing w:before="0" w:after="0"/>
+        <w:ind w:left="360"/>
+        <w:shd w:val="clear" w:color="auto" w:fill="F2F2F2"/>
+      </w:pPr>
+      <w:r>
+        <w:rPr>
+          <w:rFonts w:ascii="Courier New" w:hAnsi="Courier New"/>
+          <w:color w:val="333333"/>
+          <w:sz w:val="16"/>
+        </w:rPr>
+        <w:t xml:space="preserve">      "name": "Quem já tem SAP BDC precisa migrar para o SAP Business AI Platform?",</w:t>
+      </w:r>
+    </w:p>
+    <w:p>
+      <w:pPr>
+        <w:spacing w:before="0" w:after="0"/>
+        <w:ind w:left="360"/>
+        <w:shd w:val="clear" w:color="auto" w:fill="F2F2F2"/>
+      </w:pPr>
+      <w:r>
+        <w:rPr>
+          <w:rFonts w:ascii="Courier New" w:hAnsi="Courier New"/>
+          <w:color w:val="333333"/>
+          <w:sz w:val="16"/>
+        </w:rPr>
+        <w:t xml:space="preserve">      "acceptedAnswer": {</w:t>
+      </w:r>
+    </w:p>
+    <w:p>
+      <w:pPr>
+        <w:spacing w:before="0" w:after="0"/>
+        <w:ind w:left="360"/>
+        <w:shd w:val="clear" w:color="auto" w:fill="F2F2F2"/>
+      </w:pPr>
+      <w:r>
+        <w:rPr>
+          <w:rFonts w:ascii="Courier New" w:hAnsi="Courier New"/>
+          <w:color w:val="333333"/>
+          <w:sz w:val="16"/>
+        </w:rPr>
+        <w:t xml:space="preserve">        "@type": "Answer",</w:t>
+      </w:r>
+    </w:p>
+    <w:p>
+      <w:pPr>
+        <w:spacing w:before="0" w:after="0"/>
+        <w:ind w:left="360"/>
+        <w:shd w:val="clear" w:color="auto" w:fill="F2F2F2"/>
+      </w:pPr>
+      <w:r>
+        <w:rPr>
+          <w:rFonts w:ascii="Courier New" w:hAnsi="Courier New"/>
+          <w:color w:val="333333"/>
+          <w:sz w:val="16"/>
+        </w:rPr>
+        <w:t xml:space="preserve">        "text": "Não é uma migração — é uma evolução. SAP Business Data Cloud é um dos componentes centrais do SAP Business AI Platform. Quem já implementou BDC está na fundação correta para adotar os agentes Joule e o SAP Autonomous Suite sem reconstruir o ambiente de dados."</w:t>
+      </w:r>
+    </w:p>
+    <w:p>
+      <w:pPr>
+        <w:spacing w:before="0" w:after="0"/>
+        <w:ind w:left="360"/>
+        <w:shd w:val="clear" w:color="auto" w:fill="F2F2F2"/>
+      </w:pPr>
+      <w:r>
+        <w:rPr>
+          <w:rFonts w:ascii="Courier New" w:hAnsi="Courier New"/>
+          <w:color w:val="333333"/>
+          <w:sz w:val="16"/>
+        </w:rPr>
+        <w:t xml:space="preserve">      }</w:t>
+      </w:r>
+    </w:p>
+    <w:p>
+      <w:pPr>
+        <w:spacing w:before="0" w:after="0"/>
+        <w:ind w:left="360"/>
+        <w:shd w:val="clear" w:color="auto" w:fill="F2F2F2"/>
+      </w:pPr>
+      <w:r>
+        <w:rPr>
+          <w:rFonts w:ascii="Courier New" w:hAnsi="Courier New"/>
+          <w:color w:val="333333"/>
+          <w:sz w:val="16"/>
+        </w:rPr>
+        <w:t xml:space="preserve">    },</w:t>
+      </w:r>
+    </w:p>
+    <w:p>
+      <w:pPr>
+        <w:spacing w:before="0" w:after="0"/>
+        <w:ind w:left="360"/>
+        <w:shd w:val="clear" w:color="auto" w:fill="F2F2F2"/>
+      </w:pPr>
+      <w:r>
+        <w:rPr>
+          <w:rFonts w:ascii="Courier New" w:hAnsi="Courier New"/>
+          <w:color w:val="333333"/>
+          <w:sz w:val="16"/>
+        </w:rPr>
+        <w:t xml:space="preserve">    {</w:t>
+      </w:r>
+    </w:p>
+    <w:p>
+      <w:pPr>
+        <w:spacing w:before="0" w:after="0"/>
+        <w:ind w:left="360"/>
+        <w:shd w:val="clear" w:color="auto" w:fill="F2F2F2"/>
+      </w:pPr>
+      <w:r>
+        <w:rPr>
+          <w:rFonts w:ascii="Courier New" w:hAnsi="Courier New"/>
+          <w:color w:val="333333"/>
+          <w:sz w:val="16"/>
+        </w:rPr>
+        <w:t xml:space="preserve">      "@type": "Question",</w:t>
+      </w:r>
+    </w:p>
+    <w:p>
+      <w:pPr>
+        <w:spacing w:before="0" w:after="0"/>
+        <w:ind w:left="360"/>
+        <w:shd w:val="clear" w:color="auto" w:fill="F2F2F2"/>
+      </w:pPr>
+      <w:r>
+        <w:rPr>
+          <w:rFonts w:ascii="Courier New" w:hAnsi="Courier New"/>
+          <w:color w:val="333333"/>
+          <w:sz w:val="16"/>
+        </w:rPr>
+        <w:t xml:space="preserve">      "name": "Qual é o papel da parceria entre SAP e Anthropic?",</w:t>
+      </w:r>
+    </w:p>
+    <w:p>
+      <w:pPr>
+        <w:spacing w:before="0" w:after="0"/>
+        <w:ind w:left="360"/>
+        <w:shd w:val="clear" w:color="auto" w:fill="F2F2F2"/>
+      </w:pPr>
+      <w:r>
+        <w:rPr>
+          <w:rFonts w:ascii="Courier New" w:hAnsi="Courier New"/>
+          <w:color w:val="333333"/>
+          <w:sz w:val="16"/>
+        </w:rPr>
+        <w:t xml:space="preserve">      "acceptedAnswer": {</w:t>
+      </w:r>
+    </w:p>
+    <w:p>
+      <w:pPr>
+        <w:spacing w:before="0" w:after="0"/>
+        <w:ind w:left="360"/>
+        <w:shd w:val="clear" w:color="auto" w:fill="F2F2F2"/>
+      </w:pPr>
+      <w:r>
+        <w:rPr>
+          <w:rFonts w:ascii="Courier New" w:hAnsi="Courier New"/>
+          <w:color w:val="333333"/>
+          <w:sz w:val="16"/>
+        </w:rPr>
+        <w:t xml:space="preserve">        "@type": "Answer",</w:t>
+      </w:r>
+    </w:p>
+    <w:p>
+      <w:pPr>
+        <w:spacing w:before="0" w:after="0"/>
+        <w:ind w:left="360"/>
+        <w:shd w:val="clear" w:color="auto" w:fill="F2F2F2"/>
+      </w:pPr>
+      <w:r>
+        <w:rPr>
+          <w:rFonts w:ascii="Courier New" w:hAnsi="Courier New"/>
+          <w:color w:val="333333"/>
+          <w:sz w:val="16"/>
+        </w:rPr>
+        <w:t xml:space="preserve">        "text": "A Anthropic fornece modelos de linguagem (Claude) como opção dentro do SAP AI Foundation. Isso permite que empresas escolham entre diferentes provedores de LLM — Anthropic, OpenAI, Google, entre outros — mantendo governança centralizada dentro do ecossistema SAP. A parceria foi confirmada durante o SAP SAPPHIRE Orlando 2026."</w:t>
+      </w:r>
+    </w:p>
+    <w:p>
+      <w:pPr>
+        <w:spacing w:before="0" w:after="0"/>
+        <w:ind w:left="360"/>
+        <w:shd w:val="clear" w:color="auto" w:fill="F2F2F2"/>
+      </w:pPr>
+      <w:r>
+        <w:rPr>
+          <w:rFonts w:ascii="Courier New" w:hAnsi="Courier New"/>
+          <w:color w:val="333333"/>
+          <w:sz w:val="16"/>
+        </w:rPr>
+        <w:t xml:space="preserve">      }</w:t>
+      </w:r>
+    </w:p>
+    <w:p>
+      <w:pPr>
+        <w:spacing w:before="0" w:after="0"/>
+        <w:ind w:left="360"/>
+        <w:shd w:val="clear" w:color="auto" w:fill="F2F2F2"/>
+      </w:pPr>
+      <w:r>
+        <w:rPr>
+          <w:rFonts w:ascii="Courier New" w:hAnsi="Courier New"/>
+          <w:color w:val="333333"/>
+          <w:sz w:val="16"/>
+        </w:rPr>
+        <w:t xml:space="preserve">    }</w:t>
+      </w:r>
+    </w:p>
+    <w:p>
+      <w:pPr>
+        <w:spacing w:before="0" w:after="0"/>
+        <w:ind w:left="360"/>
+        <w:shd w:val="clear" w:color="auto" w:fill="F2F2F2"/>
+      </w:pPr>
+      <w:r>
+        <w:rPr>
+          <w:rFonts w:ascii="Courier New" w:hAnsi="Courier New"/>
+          <w:color w:val="333333"/>
+          <w:sz w:val="16"/>
+        </w:rPr>
+        <w:t xml:space="preserve">  ]</w:t>
+      </w:r>
+    </w:p>
+    <w:p>
+      <w:pPr>
+        <w:spacing w:before="0" w:after="0"/>
+        <w:ind w:left="360"/>
+        <w:shd w:val="clear" w:color="auto" w:fill="F2F2F2"/>
+      </w:pPr>
+      <w:r>
+        <w:rPr>
+          <w:rFonts w:ascii="Courier New" w:hAnsi="Courier New"/>
+          <w:color w:val="333333"/>
+          <w:sz w:val="16"/>
+        </w:rPr>
+        <w:t>}</w:t>
+      </w:r>
+    </w:p>
+    <w:p/>
+    <w:p>
+      <w:pPr>
+        <w:pStyle w:val="Heading2"/>
+      </w:pPr>
+      <w:r>
+        <w:rPr>
+          <w:b/>
+          <w:color w:val="002B5C"/>
+          <w:sz w:val="28"/>
+        </w:rPr>
+        <w:t>Metas de performance</w:t>
+      </w:r>
+    </w:p>
+    <w:tbl>
+      <w:tblPr>
+        <w:tblStyle w:val="TableGrid"/>
+        <w:tblW w:type="auto" w:w="0"/>
+        <w:tblLook w:firstColumn="1" w:firstRow="1" w:lastColumn="0" w:lastRow="0" w:noHBand="0" w:noVBand="1" w:val="04A0"/>
+      </w:tblPr>
+      <w:tblGrid>
+        <w:gridCol w:w="4320"/>
+        <w:gridCol w:w="4320"/>
+      </w:tblGrid>
+      <w:tr>
+        <w:tc>
+          <w:tcPr>
+            <w:tcW w:type="dxa" w:w="4320"/>
+          </w:tcPr>
+          <w:p>
+            <w:r>
+              <w:rPr>
+                <w:b/>
+              </w:rPr>
+              <w:t>Métrica</w:t>
+            </w:r>
+          </w:p>
+        </w:tc>
+        <w:tc>
+          <w:tcPr>
+            <w:tcW w:type="dxa" w:w="4320"/>
+          </w:tcPr>
+          <w:p>
+            <w:r>
+              <w:rPr>
+                <w:b/>
+              </w:rPr>
+              <w:t>Meta</w:t>
+            </w:r>
+          </w:p>
+        </w:tc>
+      </w:tr>
+      <w:tr>
+        <w:tc>
+          <w:tcPr>
+            <w:tcW w:type="dxa" w:w="4320"/>
+          </w:tcPr>
+          <w:p>
+            <w:r>
+              <w:t>Ranking</w:t>
+            </w:r>
+          </w:p>
+        </w:tc>
+        <w:tc>
+          <w:tcPr>
+            <w:tcW w:type="dxa" w:w="4320"/>
+          </w:tcPr>
+          <w:p>
+            <w:r>
+              <w:t>Top 10 para "SAP Business AI Platform" em 90 dias</w:t>
+            </w:r>
+          </w:p>
+        </w:tc>
+      </w:tr>
+      <w:tr>
+        <w:tc>
+          <w:tcPr>
+            <w:tcW w:type="dxa" w:w="4320"/>
+          </w:tcPr>
+          <w:p>
+            <w:r>
+              <w:t>CTR</w:t>
+            </w:r>
+          </w:p>
+        </w:tc>
+        <w:tc>
+          <w:tcPr>
+            <w:tcW w:type="dxa" w:w="4320"/>
+          </w:tcPr>
+          <w:p>
+            <w:r>
+              <w:t>&gt;3% nas primeiras impressões (Google Search Console)</w:t>
+            </w:r>
+          </w:p>
+        </w:tc>
+      </w:tr>
+      <w:tr>
+        <w:tc>
+          <w:tcPr>
+            <w:tcW w:type="dxa" w:w="4320"/>
+          </w:tcPr>
+          <w:p>
+            <w:r>
+              <w:t>Tempo na página</w:t>
+            </w:r>
+          </w:p>
+        </w:tc>
+        <w:tc>
+          <w:tcPr>
+            <w:tcW w:type="dxa" w:w="4320"/>
+          </w:tcPr>
+          <w:p>
+            <w:r>
+              <w:t>&gt;2 min</w:t>
+            </w:r>
+          </w:p>
+        </w:tc>
+      </w:tr>
+      <w:tr>
+        <w:tc>
+          <w:tcPr>
+            <w:tcW w:type="dxa" w:w="4320"/>
+          </w:tcPr>
+          <w:p>
+            <w:r>
+              <w:t>Conversão no CTA</w:t>
+            </w:r>
+          </w:p>
+        </w:tc>
+        <w:tc>
+          <w:tcPr>
+            <w:tcW w:type="dxa" w:w="4320"/>
+          </w:tcPr>
+          <w:p>
+            <w:r>
+              <w:t>&gt;1% de cliques no botão de agendamento</w:t>
+            </w:r>
+          </w:p>
+        </w:tc>
+      </w:tr>
+      <w:tr>
+        <w:tc>
+          <w:tcPr>
+            <w:tcW w:type="dxa" w:w="4320"/>
+          </w:tcPr>
+          <w:p>
+            <w:r>
+              <w:t>Revisão programada</w:t>
+            </w:r>
+          </w:p>
+        </w:tc>
+        <w:tc>
+          <w:tcPr>
+            <w:tcW w:type="dxa" w:w="4320"/>
+          </w:tcPr>
+          <w:p>
+            <w:r>
+              <w:t>2026-08-20 (90 dias após publicação)</w:t>
+            </w:r>
+          </w:p>
+        </w:tc>
+      </w:tr>
+    </w:tbl>
+    <w:p/>
     <w:sectPr>
       <w:pgSz w:w="12240" w:h="15840"/>
       <w:pgMar w:top="1440" w:right="1800" w:bottom="1440" w:left="1800" w:header="720" w:footer="720" w:gutter="0"/>

--- a/marketing/blog/sap-business-ai-platform/artigo.docx
+++ b/marketing/blog/sap-business-ai-platform/artigo.docx
@@ -46,7 +46,7 @@
         <w:spacing w:after="120"/>
       </w:pPr>
       <w:r>
-        <w:t>O SAP Business AI Platform é uma arquitetura unificada que integra o SAP Business Technology Platform (BTP), o SAP Business Data Cloud (BDC) e o SAP AI Foundation em uma única fundação operacional. É a camada sobre a qual os agentes de IA da SAP — encabeçados pelo Joule — executam processos de negócio de ponta a ponta, com acesso a dados contextualizados e governança centralizada.</w:t>
+        <w:t>O SAP Business AI Platform é a arquitetura unificada que integra SAP Business Technology Platform, SAP Business Data Cloud e SAP AI Foundation em uma única fundação operacional. É sobre ela que os agentes Joule executam processos de negócio de ponta a ponta, com acesso a dados contextualizados e governança centralizada.</w:t>
       </w:r>
     </w:p>
     <w:p>
@@ -54,7 +54,7 @@
         <w:spacing w:after="120"/>
       </w:pPr>
       <w:r>
-        <w:t>Diferente de soluções genéricas de IA, o SAP Business AI Platform carrega 50 anos de engenharia de ERP codificados em um Knowledge Graph — uma rede de relações semânticas que conecta processos, dados e contexto de negócio. Isso é o que permite que agentes tomem decisões dentro de fluxos reais de trabalho, não apenas gerem texto.</w:t>
+        <w:t>Diferente de soluções genéricas de IA, o SAP Business AI Platform carrega 50 anos de lógica de ERP codificados em um Knowledge Graph — o que permite que agentes tomem decisões dentro dos processos reais da empresa, não apenas gerem texto.</w:t>
       </w:r>
     </w:p>
     <w:p>
@@ -75,7 +75,7 @@
         <w:spacing w:after="120"/>
       </w:pPr>
       <w:r>
-        <w:t>Durante o SAP SAPPHIRE Orlando 2026, a SAP apresentou o SAP Business AI Platform não como uma nova ferramenta, mas como uma reconfiguração da própria arquitetura do ERP — a fundação da visão Autonomous Enterprise, onde agentes de IA não apenas assistem usuários, mas executam processos de negócio de forma autônoma.</w:t>
+        <w:t>A SAP não lançou uma nova ferramenta. Reconfigurou a arquitetura do ERP.</w:t>
       </w:r>
     </w:p>
     <w:p>
@@ -83,7 +83,7 @@
         <w:spacing w:after="120"/>
       </w:pPr>
       <w:r>
-        <w:t>O que torna essa mudança estrutural é a camada que sustenta os agentes: ao unificar SAP BTP, SAP Business Data Cloud e SAP AI Foundation em uma única fundação, a SAP eliminou a fragmentação que historicamente limitava iniciativas de IA empresarial — modelos sem contexto de processo, dados sem semântica de negócio, governança distribuída entre múltiplas ferramentas.</w:t>
+        <w:t>A visão Autonomous Enterprise — onde agentes executam processos de forma autônoma, sem intervenção manual — só é viável quando IA, dados e plataforma operam como uma fundação única. A fragmentação histórica do mercado de IA empresarial — modelos sem contexto de processo, dados sem governança, ferramentas sem integração — é o problema que o SAP Business AI Platform resolve na raiz.</w:t>
       </w:r>
     </w:p>
     <w:p>
@@ -91,7 +91,7 @@
         <w:spacing w:after="120"/>
       </w:pPr>
       <w:r>
-        <w:t>O resultado é uma plataforma onde um agente não apenas executa uma tarefa — ele executa dentro do contexto real do negócio: com acesso às políticas, hierarquias, histórico e regras que definem como aquele processo funciona na prática.</w:t>
+        <w:t>O resultado prático: um agente que fecha o mês, redireciona um pedido ou responde a uma consulta trabalhista não opera sobre texto genérico. Opera sobre as políticas, hierarquias e histórico reais da empresa. Essa diferença entre contexto genérico e contexto real é o que separa IA que imprime confiança de IA que amplifica erros.</w:t>
       </w:r>
     </w:p>
     <w:p>
@@ -112,7 +112,7 @@
         <w:spacing w:after="120"/>
       </w:pPr>
       <w:r>
-        <w:t>O SAP Business AI Platform não é uma camada separada adicionada ao ecossistema SAP. É a convergência de três produtos que a SAP já vinha posicionando:</w:t>
+        <w:t>O SAP Business AI Platform reúne três componentes que já existiam no portfólio SAP:</w:t>
       </w:r>
     </w:p>
     <w:p>
@@ -125,10 +125,10 @@
         <w:rPr>
           <w:b/>
         </w:rPr>
-        <w:t>SAP Business Data Cloud (BDC):</w:t>
+        <w:t>SAP Business Data Cloud:</w:t>
       </w:r>
       <w:r>
-        <w:t xml:space="preserve"> camada de dados unificada, responsável por integrar e contextualizar dados de múltiplas fontes — SAP e não-SAP</w:t>
+        <w:t xml:space="preserve"> a camada de dados — integra, governa e contextualiza dados de fontes SAP e não-SAP com semântica de negócio</w:t>
       </w:r>
     </w:p>
     <w:p>
@@ -141,10 +141,10 @@
         <w:rPr>
           <w:b/>
         </w:rPr>
-        <w:t>SAP Business Technology Platform (BTP):</w:t>
+        <w:t>SAP Business Technology Platform:</w:t>
       </w:r>
       <w:r>
-        <w:t xml:space="preserve"> plataforma de desenvolvimento, integração e extensibilidade</w:t>
+        <w:t xml:space="preserve"> o ambiente de desenvolvimento, integração e extensibilidade</w:t>
       </w:r>
     </w:p>
     <w:p>
@@ -160,7 +160,7 @@
         <w:t>SAP AI Foundation:</w:t>
       </w:r>
       <w:r>
-        <w:t xml:space="preserve"> infraestrutura de modelos, orquestração e governança de IA</w:t>
+        <w:t xml:space="preserve"> a infraestrutura de modelos, orquestração e governança de IA</w:t>
       </w:r>
     </w:p>
     <w:p>
@@ -168,7 +168,7 @@
         <w:spacing w:after="120"/>
       </w:pPr>
       <w:r>
-        <w:t>Para quem já implementou SAP BDC, isso tem uma implicação prática imediata: a fundação de dados já está no lugar certo. O BDC é o componente que alimenta o Knowledge Graph com dados reais da empresa — e é ele que transforma um agente genérico em um agente que entende o contexto específico do negócio.</w:t>
+        <w:t>Para quem já implementou SAP BDC, a implicação é imediata: a fundação de dados está no lugar. O BDC é o componente que transforma o Knowledge Graph genérico da SAP no mapa do negócio da empresa — e é esse mapa que determina a qualidade das decisões dos agentes.</w:t>
       </w:r>
     </w:p>
     <w:p>
@@ -176,7 +176,7 @@
         <w:spacing w:after="120"/>
       </w:pPr>
       <w:r>
-        <w:t>Empresas que ainda não estruturaram seu ambiente de dados no SAP BDC chegam a essa nova arquitetura com uma lacuna real: agentes de IA sem dados bem governados tomam decisões sobre informações fragmentadas. O resultado é automação de ruído, não de processo.</w:t>
+        <w:t>Empresas que ainda não estruturaram o ambiente de dados no SAP BDC chegam a essa arquitetura com uma lacuna real. Agentes sem dados bem governados tomam decisões sobre informações fragmentadas — e automação sobre dado fragmentado consolida erros mais rápido do que qualquer equipe humana conseguiria corrigir.</w:t>
       </w:r>
     </w:p>
     <w:p>
@@ -184,7 +184,7 @@
         <w:spacing w:after="120"/>
       </w:pPr>
       <w:r>
-        <w:t>Durante o SAP SAPPHIRE Orlando 2026, a SAP demonstrou também integração zero-copy entre SAP BDC e Amazon Athena via parceria com AWS — o que amplia o alcance da plataforma para dados que vivem fora do ambiente SAP sem necessidade de replicação.</w:t>
+        <w:t>A SAP demonstrou também integração zero-copy entre SAP BDC e Amazon Athena via parceria com AWS — o que amplia o alcance da plataforma para dados fora do ambiente SAP sem necessidade de replicação.</w:t>
       </w:r>
     </w:p>
     <w:p>
@@ -205,7 +205,7 @@
         <w:spacing w:after="120"/>
       </w:pPr>
       <w:r>
-        <w:t>Três componentes definem o funcionamento técnico do SAP Business AI Platform:</w:t>
+        <w:t>Três componentes definem o que o SAP Business AI Platform entrega na prática:</w:t>
       </w:r>
     </w:p>
     <w:p>
@@ -218,7 +218,7 @@
           <w:color w:val="006BA8"/>
           <w:sz w:val="24"/>
         </w:rPr>
-        <w:t>Joule 2.0</w:t>
+        <w:t>Joule</w:t>
       </w:r>
     </w:p>
     <w:p>
@@ -226,7 +226,7 @@
         <w:spacing w:after="120"/>
       </w:pPr>
       <w:r>
-        <w:t>O assistente de IA da SAP deixou de ser um chatbot com atalhos e passou a ser uma camada de orquestração de agentes. No SAPPHIRE 2026, a SAP demonstrou Joule coordenando fluxos que atravessam HR, procurement e supply chain sem intervenção manual. Joule agora está disponível no SAP Datasphere, permitindo que usuários naveguem, consultem e executem tarefas usando linguagem natural diretamente na plataforma de dados.</w:t>
+        <w:t>O assistente da SAP deixou de ser um chatbot e passou a ser a camada de orquestração de agentes. No SAPPHIRE 2026, a SAP demonstrou Joule coordenando fluxos que atravessam RH, compras e supply chain sem intervenção manual. O Joule está disponível no SAP Datasphere, permitindo que usuários consultem e executem tarefas diretamente na plataforma de dados usando linguagem natural.</w:t>
       </w:r>
     </w:p>
     <w:p>
@@ -247,7 +247,7 @@
         <w:spacing w:after="120"/>
       </w:pPr>
       <w:r>
-        <w:t>É a peça que diferencia o SAP Business AI Platform de qualquer outra solução de IA empresarial genérica. O Knowledge Graph codifica 50 anos de engenharia de ERP em relações semânticas legíveis por máquina — mapeando processos, entidades e dependências do universo SAP. Quando um agente precisa decidir sobre um pedido de compra, ele não opera sobre dados brutos: opera sobre contexto estruturado que inclui políticas, hierarquias de aprovação, histórico e regras de negócio.</w:t>
+        <w:t>É a peça que diferencia o SAP Business AI Platform de qualquer solução genérica de IA empresarial. O Knowledge Graph codifica 50 anos de engenharia ERP em relações semânticas acessíveis por máquina — processos, entidades, políticas e hierarquias de aprovação. Um agente que raciocina sobre um pedido de compra não opera sobre dados brutos: opera sobre contexto estruturado que inclui as regras reais da empresa.</w:t>
       </w:r>
     </w:p>
     <w:p>
@@ -268,15 +268,7 @@
         <w:spacing w:after="120"/>
       </w:pPr>
       <w:r>
-        <w:t>Durante o SAP SAPPHIRE Orlando 2026, a SAP confirmou a Anthropic como parceira de modelos de fundação. Os modelos Claude — incluindo Claude Opus 4.6 e Claude Sonnet 4.6 — estão disponíveis no SAP AI Foundation para desenvolvedores e para os agentes Joule em HR, procurement e supply chain.</w:t>
-      </w:r>
-    </w:p>
-    <w:p>
-      <w:pPr>
-        <w:spacing w:after="120"/>
-      </w:pPr>
-      <w:r>
-        <w:t>Ao contrário de uma dependência exclusiva de um único provedor, a parceria com a Anthropic posiciona a SAP com portfólio multi-LLM — o que tem implicação direta em governança, custo e flexibilidade para empresas que precisam de controle sobre quais modelos processam seus dados sensíveis. Outros modelos disponíveis incluem OpenAI GPT, Google Gemini e NVIDIA.</w:t>
+        <w:t>A SAP confirmou a Anthropic como parceira de modelos de fundação. Os modelos Claude estão disponíveis no SAP AI Foundation para agentes Joule em RH, compras e supply chain. A arquitetura é multi-LLM — a empresa escolhe entre Anthropic, OpenAI, Google e outros provedores, mantendo governança centralizada dentro do ecossistema SAP.</w:t>
       </w:r>
     </w:p>
     <w:p>
@@ -297,15 +289,7 @@
         <w:spacing w:after="120"/>
       </w:pPr>
       <w:r>
-        <w:t>A pergunta mais frequente depois do SAP SAPPHIRE Orlando 2026 é objetiva: "o que eu preciso fazer agora?"</w:t>
-      </w:r>
-    </w:p>
-    <w:p>
-      <w:pPr>
-        <w:spacing w:after="120"/>
-      </w:pPr>
-      <w:r>
-        <w:t>A resposta depende de onde cada empresa está hoje.</w:t>
+        <w:t>A pergunta mais frequente depois do SAP SAPPHIRE Orlando 2026 é direta: "o que eu preciso fazer agora?"</w:t>
       </w:r>
     </w:p>
     <w:p>
@@ -320,7 +304,7 @@
         <w:t>Quem já tem SAP BDC implementado</w:t>
       </w:r>
       <w:r>
-        <w:t xml:space="preserve"> está no caminho certo. O BDC é a camada de dados que alimenta o Knowledge Graph — e é exatamente esse contexto que diferencia os agentes SAP de qualquer automação genérica. O próximo passo é avaliar quais processos têm maior potencial de automação com Joule e planejar a adoção do SAP Autonomous Suite.</w:t>
+        <w:t xml:space="preserve"> está no caminho certo. O próximo passo é avaliar quais processos têm maior potencial de automação com Joule e planejar a adoção do SAP Autonomous Suite.</w:t>
       </w:r>
     </w:p>
     <w:p>
@@ -332,10 +316,10 @@
         <w:rPr>
           <w:b/>
         </w:rPr>
-        <w:t>Quem ainda opera com dados fragmentados</w:t>
+        <w:t>Quem opera com dados fragmentados</w:t>
       </w:r>
       <w:r>
-        <w:t xml:space="preserve"> — SAP e fontes externas sem integração governada — precisa resolver essa fundação antes de pensar em agentes. Implementar IA sobre dados inconsistentes não acelera o negócio: consolida os erros mais rápido.</w:t>
+        <w:t xml:space="preserve"> — SAP e fontes externas sem integração governada — precisa resolver essa fundação antes de avançar para agentes. IA sobre dados inconsistentes não acelera o negócio: consolida os erros em maior velocidade.</w:t>
       </w:r>
     </w:p>
     <w:p>
@@ -350,7 +334,7 @@
         <w:t>Quem ainda não tem SAP BDC</w:t>
       </w:r>
       <w:r>
-        <w:t xml:space="preserve"> precisa considerar que a janela de vantagem competitiva está se fechando. As empresas que estruturarem o ambiente de dados agora chegam à automação com Knowledge Graph operacional — as que esperarem chegarão com dívida técnica para pagar em paralelo.</w:t>
+        <w:t xml:space="preserve"> precisa considerar que a janela de vantagem competitiva está se fechando. Empresas que estruturarem o ambiente de dados agora chegam à automação com Knowledge Graph operacional — as que esperarem chegarão com dívida técnica para pagar em paralelo.</w:t>
       </w:r>
     </w:p>
     <w:p>
@@ -358,7 +342,7 @@
         <w:spacing w:after="120"/>
       </w:pPr>
       <w:r>
-        <w:t>Para a Solveplan, parceira SAP Gold que atua na implementação de SAP BDC e SAP Datasphere na América Latina, o SAP SAPPHIRE 2026 confirmou a direção que já orientava o trabalho com clientes: dados bem governados são o pré-requisito para qualquer estratégia de IA que funcione na prática.</w:t>
+        <w:t>Para a Solveplan, parceira SAP Gold especializada em SAP BDC e SAP Datasphere na América Latina, o SAP SAPPHIRE 2026 confirmou a direção que já orientava o trabalho com clientes: dados bem governados são o pré-requisito para qualquer iniciativa de IA que funcione na prática.</w:t>
       </w:r>
     </w:p>
     <w:p>
@@ -366,7 +350,7 @@
         <w:spacing w:after="120"/>
       </w:pPr>
       <w:r>
-        <w:t>A recomendação da Solveplan para empresas que usam SAP é clara: antes de avaliar o SAP Business AI Platform como roadmap de inovação, faça o diagnóstico do seu ambiente de dados atual. O potencial dos agentes é diretamente proporcional à qualidade da fundação.</w:t>
+        <w:t>A recomendação da Solveplan é clara: antes de avaliar o SAP Business AI Platform como roadmap de inovação, faça o diagnóstico do seu ambiente de dados atual. O potencial dos agentes é diretamente proporcional à qualidade da fundação que já existe.</w:t>
       </w:r>
     </w:p>
     <w:p>
@@ -400,7 +384,7 @@
         <w:spacing w:after="120"/>
       </w:pPr>
       <w:r>
-        <w:t>O SAP Business AI Platform é a arquitetura unificada da SAP que integra SAP BTP, SAP Business Data Cloud e SAP AI Foundation em uma única fundação para construir, implantar e governar agentes de IA com contexto de negócio real. Foi apresentada durante o SAP SAPPHIRE Orlando 2026 como base da visão Autonomous Enterprise.</w:t>
+        <w:t>O SAP Business AI Platform é a arquitetura unificada da SAP que integra SAP BTP, SAP Business Data Cloud e SAP AI Foundation em uma fundação única para construir, implantar e governar agentes de IA com contexto de negócio real. Foi apresentada no SAP SAPPHIRE Orlando 2026 como base da visão Autonomous Enterprise.</w:t>
       </w:r>
     </w:p>
     <w:p>
@@ -421,7 +405,7 @@
         <w:spacing w:after="120"/>
       </w:pPr>
       <w:r>
-        <w:t>O SAP BTP é a plataforma de desenvolvimento e integração da SAP. O SAP Business AI Platform é uma arquitetura mais ampla que unifica SAP BTP, SAP Business Data Cloud e SAP AI Foundation. O BTP continua sendo o ambiente de desenvolvimento, mas agora opera como parte de uma estrutura maior orientada a agentes de IA.</w:t>
+        <w:t>O SAP BTP é o ambiente de desenvolvimento e integração da SAP. O SAP Business AI Platform é a arquitetura mais ampla que unifica SAP BTP, SAP Business Data Cloud e SAP AI Foundation. O BTP continua sendo o ambiente de desenvolvimento, agora como parte de uma estrutura orientada a agentes.</w:t>
       </w:r>
     </w:p>
     <w:p>
@@ -442,7 +426,7 @@
         <w:spacing w:after="120"/>
       </w:pPr>
       <w:r>
-        <w:t>Joule é o assistente de IA da SAP e a principal interface dos agentes dentro do SAP Business AI Platform. No SAP SAPPHIRE 2026, foi apresentado como camada de orquestração capaz de coordenar workflows fim-a-fim em HR, procurement, supply chain e analytics — disponível em 35 soluções SAP, incluindo SAP Datasphere.</w:t>
+        <w:t>Joule é o assistente de IA da SAP e a camada de orquestração de agentes dentro do SAP Business AI Platform. Coordena workflows fim-a-fim em RH, compras, supply chain e analytics — disponível em mais de 35 soluções SAP, incluindo o SAP Datasphere.</w:t>
       </w:r>
     </w:p>
     <w:p>
@@ -463,7 +447,7 @@
         <w:spacing w:after="120"/>
       </w:pPr>
       <w:r>
-        <w:t>Não é uma migração — é uma evolução. SAP Business Data Cloud é um dos componentes centrais do SAP Business AI Platform. Quem já implementou BDC está na fundação correta para adotar os agentes Joule e o SAP Autonomous Suite sem reconstruir o ambiente de dados.</w:t>
+        <w:t>Não é uma migração — é uma evolução. O SAP Business Data Cloud é um dos componentes centrais do SAP Business AI Platform. Quem já implementou BDC está na fundação correta para adotar os agentes Joule e o SAP Autonomous Suite.</w:t>
       </w:r>
     </w:p>
     <w:p>
@@ -484,7 +468,7 @@
         <w:spacing w:after="120"/>
       </w:pPr>
       <w:r>
-        <w:t>A Anthropic fornece modelos de linguagem (Claude) como opção dentro do SAP AI Foundation. Isso permite que empresas escolham entre diferentes provedores de LLM — Anthropic, OpenAI, Google, entre outros — mantendo governança centralizada dentro do ecossistema SAP. A parceria foi confirmada durante o SAP SAPPHIRE Orlando 2026.</w:t>
+        <w:t>A Anthropic fornece modelos Claude como opção dentro do SAP AI Foundation, ao lado de OpenAI, Google e outros. A empresa escolhe o provedor; a governança e o contexto de negócio são mantidos centralizados dentro do ecossistema SAP.</w:t>
       </w:r>
     </w:p>
     <w:p>
@@ -505,7 +489,7 @@
         <w:spacing w:after="120"/>
       </w:pPr>
       <w:r>
-        <w:t>A Solveplan atua como parceira SAP Gold na implementação de SAP BDC e SAP Datasphere — a fundação de dados necessária para operar o SAP Business AI Platform com contexto real de negócio. Para empresas que querem avaliar seu posicionamento atual em relação a essa arquitetura, a Solveplan realiza diagnósticos de maturidade analítica como ponto de partida.</w:t>
+        <w:t>A Solveplan implementa SAP BDC e SAP Datasphere — a fundação de dados necessária para operar o SAP Business AI Platform com contexto real de negócio. Para empresas que querem avaliar seu posicionamento atual, a Solveplan realiza diagnósticos de maturidade analítica como ponto de partida.</w:t>
       </w:r>
     </w:p>
     <w:p>
@@ -526,7 +510,7 @@
         <w:spacing w:after="120"/>
       </w:pPr>
       <w:r>
-        <w:t>O SAP Business AI Platform muda a natureza do ERP. Mas o que determina se sua empresa vai aproveitar essa mudança — ou apenas observá-la — é a qualidade da fundação de dados que você já tem hoje.</w:t>
+        <w:t>O SAP Business AI Platform muda a natureza do ERP. O que determina se sua empresa vai aproveitar essa mudança — ou apenas observá-la — é a qualidade da fundação de dados que você já tem hoje.</w:t>
       </w:r>
     </w:p>
     <w:p>
